--- a/paper_list/Chaos is a Ladder A New Theoretical Understanding/Chaos is a Ladder A New Theoretical Understanding.docx
+++ b/paper_list/Chaos is a Ladder A New Theoretical Understanding/Chaos is a Ladder A New Theoretical Understanding.docx
@@ -80,6 +80,20 @@
           <w:br/>
         </w:r>
       </w:hyperlink>
+    </w:p>
+    <w:p>
+      <w:pPr>
+        <w:ind w:firstLine="0"/>
+      </w:pPr>
+      <w:r>
+        <w:rPr>
+          <w:rFonts w:ascii="Arial" w:hAnsi="Arial"/>
+          <w:i/>
+          <w:color w:val="323232"/>
+          <w:sz w:val="20"/>
+        </w:rPr>
+        <w:t>Only Neutral Comments</w:t>
+      </w:r>
     </w:p>
     <w:p/>
     <w:p>
@@ -321,6 +335,20 @@
         </w:rPr>
         <w:t>[Author Info Incomplete]</w:t>
         <w:br/>
+      </w:r>
+    </w:p>
+    <w:p>
+      <w:pPr>
+        <w:ind w:firstLine="0"/>
+      </w:pPr>
+      <w:r>
+        <w:rPr>
+          <w:rFonts w:ascii="Arial" w:hAnsi="Arial"/>
+          <w:i/>
+          <w:color w:val="323232"/>
+          <w:sz w:val="20"/>
+        </w:rPr>
+        <w:t>Only Neutral Comments</w:t>
       </w:r>
     </w:p>
     <w:p/>
@@ -577,6 +605,20 @@
         </w:r>
       </w:hyperlink>
     </w:p>
+    <w:p>
+      <w:pPr>
+        <w:ind w:firstLine="0"/>
+      </w:pPr>
+      <w:r>
+        <w:rPr>
+          <w:rFonts w:ascii="Arial" w:hAnsi="Arial"/>
+          <w:i/>
+          <w:color w:val="323232"/>
+          <w:sz w:val="20"/>
+        </w:rPr>
+        <w:t>Only Neutral Comments</w:t>
+      </w:r>
+    </w:p>
     <w:p/>
     <w:p>
       <w:pPr>
@@ -721,6 +763,20 @@
         <w:br/>
       </w:r>
     </w:p>
+    <w:p>
+      <w:pPr>
+        <w:ind w:firstLine="0"/>
+      </w:pPr>
+      <w:r>
+        <w:rPr>
+          <w:rFonts w:ascii="Arial" w:hAnsi="Arial"/>
+          <w:i/>
+          <w:color w:val="323232"/>
+          <w:sz w:val="20"/>
+        </w:rPr>
+        <w:t>Only Neutral Comments</w:t>
+      </w:r>
+    </w:p>
     <w:p/>
     <w:p>
       <w:pPr>
@@ -799,17 +855,172 @@
           <w:color w:val="323232"/>
           <w:sz w:val="20"/>
         </w:rPr>
-        <w:t>"A recent study [12] highlights the importance of strong augmentations in instance discrimination by showing that augmentations can cause different intra-class samples to align when their augmented views overlap (i.e., two different cars appear similar when both are cropped to show only the wheels)."</w:t>
+        <w:t>Only Neutral Comments</w:t>
+      </w:r>
+    </w:p>
+    <w:p/>
+    <w:p>
+      <w:pPr>
+        <w:spacing w:before="320"/>
+        <w:ind w:firstLine="0"/>
+        <w:jc w:val="left"/>
+      </w:pPr>
+      <w:r>
+        <w:rPr>
+          <w:rFonts w:ascii="Arial" w:hAnsi="Arial"/>
+          <w:color w:val="C80000"/>
+          <w:sz w:val="24"/>
+        </w:rPr>
+        <w:t>[PDF not downloaded]</w:t>
+        <w:br/>
+      </w:r>
+      <w:hyperlink r:id="rId41">
+        <w:r>
+          <w:rPr>
+            <w:rStyle w:val="Hyperlink"/>
+            <w:rFonts w:ascii="Arial" w:hAnsi="Arial"/>
+            <w:color w:val="0000FF"/>
+            <w:sz w:val="24"/>
+          </w:rPr>
+          <w:t>Self-Supervised Contrastive Learning is Approximately Supervised Contrastive Learning</w:t>
+          <w:br/>
+        </w:r>
+      </w:hyperlink>
+      <w:r>
+        <w:rPr>
+          <w:rFonts w:ascii="Arial" w:hAnsi="Arial"/>
+          <w:color w:val="006621"/>
+          <w:sz w:val="20"/>
+        </w:rPr>
+        <w:t>A Luthra, T Yang, T Galanti - arXiv preprint arXiv:2506.04411, 2025 - arxiv.org</w:t>
         <w:br/>
       </w:r>
       <w:r>
         <w:rPr>
-          <w:rFonts w:ascii="Microsoft YaHei" w:hAnsi="Microsoft YaHei" w:eastAsia="Microsoft YaHei"/>
-          <w:color w:val="00008B"/>
+          <w:rFonts w:ascii="Arial" w:hAnsi="Arial"/>
+          <w:color w:val="222222"/>
           <w:sz w:val="20"/>
         </w:rPr>
-        <w:t>Analysis: 引用了被引论文[12]，强调了强数据增强在实例判别中的重要性，并解释了增强视图重叠如何导致类内样本对齐，这是对被引论文内容的正面评价和深入参考。</w:t>
+        <w:t>Despite its empirical success, the theoretical foundations of self-supervised contrastive learning (CL) are not yet fully established. In this work, we address this gap by showing that …</w:t>
       </w:r>
+    </w:p>
+    <w:p>
+      <w:pPr>
+        <w:ind w:firstLine="0"/>
+        <w:jc w:val="left"/>
+      </w:pPr>
+      <w:hyperlink r:id="rId42">
+        <w:r>
+          <w:rPr>
+            <w:rStyle w:val="Hyperlink"/>
+            <w:rFonts w:ascii="Arial" w:hAnsi="Arial"/>
+            <w:color w:val="222222"/>
+            <w:sz w:val="20"/>
+          </w:rPr>
+          <w:t>A Luthra: 667</w:t>
+          <w:br/>
+        </w:r>
+      </w:hyperlink>
+      <w:hyperlink r:id="rId43">
+        <w:r>
+          <w:rPr>
+            <w:rStyle w:val="Hyperlink"/>
+            <w:rFonts w:ascii="Arial" w:hAnsi="Arial"/>
+            <w:color w:val="FF8000"/>
+            <w:sz w:val="20"/>
+          </w:rPr>
+          <w:t>T Yang: 11848</w:t>
+          <w:br/>
+        </w:r>
+      </w:hyperlink>
+      <w:hyperlink r:id="rId44">
+        <w:r>
+          <w:rPr>
+            <w:rStyle w:val="Hyperlink"/>
+            <w:rFonts w:ascii="Arial" w:hAnsi="Arial"/>
+            <w:color w:val="222222"/>
+            <w:sz w:val="20"/>
+          </w:rPr>
+          <w:t>T Galanti: 1070</w:t>
+          <w:br/>
+        </w:r>
+      </w:hyperlink>
+    </w:p>
+    <w:p/>
+    <w:p>
+      <w:pPr>
+        <w:spacing w:before="320"/>
+        <w:ind w:firstLine="0"/>
+        <w:jc w:val="left"/>
+      </w:pPr>
+      <w:r>
+        <w:rPr>
+          <w:rFonts w:ascii="Arial" w:hAnsi="Arial"/>
+          <w:color w:val="C80000"/>
+          <w:sz w:val="24"/>
+        </w:rPr>
+        <w:t>[PDF not downloaded]</w:t>
+        <w:br/>
+      </w:r>
+      <w:hyperlink r:id="rId45">
+        <w:r>
+          <w:rPr>
+            <w:rStyle w:val="Hyperlink"/>
+            <w:rFonts w:ascii="Arial" w:hAnsi="Arial"/>
+            <w:color w:val="0000FF"/>
+            <w:sz w:val="24"/>
+          </w:rPr>
+          <w:t>Generalization Analysis for Supervised Contrastive Representation Learning under Non-IID Settings</w:t>
+          <w:br/>
+        </w:r>
+      </w:hyperlink>
+      <w:r>
+        <w:rPr>
+          <w:rFonts w:ascii="Arial" w:hAnsi="Arial"/>
+          <w:color w:val="006621"/>
+          <w:sz w:val="20"/>
+        </w:rPr>
+        <w:t>Nong Minh Hieu, and Antoine Ledent. "Generalization Analysis for Supervised Contrastive Representation Learning under Non-IID Settings." arXiv preprint arXiv:2505.04937 (2025).</w:t>
+        <w:br/>
+      </w:r>
+      <w:r>
+        <w:rPr>
+          <w:rFonts w:ascii="Arial" w:hAnsi="Arial"/>
+          <w:color w:val="222222"/>
+          <w:sz w:val="20"/>
+        </w:rPr>
+        <w:t>Contrastive Representation Learning (CRL) has achieved impressive success in various domains in recent years. Nevertheless, the theoretical understanding of the generalization …</w:t>
+      </w:r>
+    </w:p>
+    <w:p>
+      <w:pPr>
+        <w:ind w:firstLine="0"/>
+        <w:jc w:val="left"/>
+      </w:pPr>
+      <w:hyperlink r:id="rId46">
+        <w:r>
+          <w:rPr>
+            <w:rStyle w:val="Hyperlink"/>
+            <w:rFonts w:ascii="Arial" w:hAnsi="Arial"/>
+            <w:color w:val="222222"/>
+            <w:sz w:val="20"/>
+          </w:rPr>
+          <w:t>NM Hieu: 163</w:t>
+          <w:br/>
+        </w:r>
+      </w:hyperlink>
+      <w:hyperlink r:id="rId47">
+        <w:r>
+          <w:rPr>
+            <w:rStyle w:val="Hyperlink"/>
+            <w:rFonts w:ascii="Arial" w:hAnsi="Arial"/>
+            <w:color w:val="222222"/>
+            <w:sz w:val="20"/>
+          </w:rPr>
+          <w:t>A Ledent: 293</w:t>
+          <w:br/>
+        </w:r>
+      </w:hyperlink>
     </w:p>
     <w:sectPr>
       <w:pgSz w:w="12240" w:h="15840"/>

--- a/paper_list/Chaos is a Ladder A New Theoretical Understanding/Chaos is a Ladder A New Theoretical Understanding.docx
+++ b/paper_list/Chaos is a Ladder A New Theoretical Understanding/Chaos is a Ladder A New Theoretical Understanding.docx
@@ -865,15 +865,6 @@
         <w:ind w:firstLine="0"/>
         <w:jc w:val="left"/>
       </w:pPr>
-      <w:r>
-        <w:rPr>
-          <w:rFonts w:ascii="Arial" w:hAnsi="Arial"/>
-          <w:color w:val="C80000"/>
-          <w:sz w:val="24"/>
-        </w:rPr>
-        <w:t>[PDF not downloaded]</w:t>
-        <w:br/>
-      </w:r>
       <w:hyperlink r:id="rId41">
         <w:r>
           <w:rPr>
@@ -953,15 +944,6 @@
         <w:ind w:firstLine="0"/>
         <w:jc w:val="left"/>
       </w:pPr>
-      <w:r>
-        <w:rPr>
-          <w:rFonts w:ascii="Arial" w:hAnsi="Arial"/>
-          <w:color w:val="C80000"/>
-          <w:sz w:val="24"/>
-        </w:rPr>
-        <w:t>[PDF not downloaded]</w:t>
-        <w:br/>
-      </w:r>
       <w:hyperlink r:id="rId45">
         <w:r>
           <w:rPr>
